--- a/latex/Cover Letter.docx
+++ b/latex/Cover Letter.docx
@@ -116,13 +116,19 @@
         <w:jc w:val="both"/>
       </w:pPr>
       <w:r>
-        <w:t>I should note that while I am not formally affiliated with an academic institution, I have pursued this research independently as part of a sustained commitment to advancing sports analytics methodology. Two of my research papers have reached semifinal status at the MIT Sloan Sports Analytics Conference, though neither won the research paper competition</w:t>
-      </w:r>
-      <w:r>
-        <w:t>,</w:t>
-      </w:r>
-      <w:r>
-        <w:t xml:space="preserve"> and both remain unpublished. </w:t>
+        <w:t xml:space="preserve">I should note that while I am not formally affiliated with an academic institution, I have pursued this research independently as part of a sustained commitment to advancing sports analytics methodology. Two of my research papers have </w:t>
+      </w:r>
+      <w:r>
+        <w:t>advanced to the semifinals of</w:t>
+      </w:r>
+      <w:r>
+        <w:t xml:space="preserve"> the MIT Sloan Sports Analytics Conference</w:t>
+      </w:r>
+      <w:r>
+        <w:t xml:space="preserve"> research paper competition</w:t>
+      </w:r>
+      <w:r>
+        <w:t xml:space="preserve">. </w:t>
       </w:r>
     </w:p>
     <w:p>
@@ -177,10 +183,7 @@
         <w:spacing w:after="0" w:line="276" w:lineRule="auto"/>
       </w:pPr>
       <w:r>
-        <w:t>jon</w:t>
-      </w:r>
-      <w:r>
-        <w:t>williamson@live.com</w:t>
+        <w:t>jonwilliamson@live.com</w:t>
       </w:r>
     </w:p>
     <w:sectPr>
